--- a/Trabajo diagrama ListArray.docx
+++ b/Trabajo diagrama ListArray.docx
@@ -403,7 +403,15 @@
       </w:r>
     </w:p>
     <w:p>
-      <w:r>
+      <w:pPr>
+        <w:rPr>
+          <w:color w:val="C00000"/>
+        </w:rPr>
+      </w:pPr>
+      <w:r>
+        <w:rPr>
+          <w:color w:val="C00000"/>
+        </w:rPr>
         <w:lastRenderedPageBreak/>
         <w:t>Análisis del problema</w:t>
       </w:r>
@@ -550,7 +558,15 @@
     </w:p>
     <w:p/>
     <w:p>
-      <w:r>
+      <w:pPr>
+        <w:rPr>
+          <w:color w:val="C00000"/>
+        </w:rPr>
+      </w:pPr>
+      <w:r>
+        <w:rPr>
+          <w:color w:val="C00000"/>
+        </w:rPr>
         <w:t>Justificación</w:t>
       </w:r>
     </w:p>
@@ -559,7 +575,6 @@
         <w:t>El sistema implementa POO por las siguientes razones:</w:t>
       </w:r>
     </w:p>
-    <w:p/>
     <w:p>
       <w:r>
         <w:t>1. Encapsulamiento:</w:t>
@@ -586,8 +601,21 @@
         </w:numPr>
       </w:pPr>
       <w:r>
-        <w:t>Acceso controlado mediante getters/setters</w:t>
-      </w:r>
+        <w:t xml:space="preserve">Acceso controlado mediante </w:t>
+      </w:r>
+      <w:proofErr w:type="spellStart"/>
+      <w:r>
+        <w:t>getters</w:t>
+      </w:r>
+      <w:proofErr w:type="spellEnd"/>
+      <w:r>
+        <w:t>/</w:t>
+      </w:r>
+      <w:proofErr w:type="spellStart"/>
+      <w:r>
+        <w:t>setters</w:t>
+      </w:r>
+      <w:proofErr w:type="spellEnd"/>
     </w:p>
     <w:p>
       <w:pPr>
@@ -616,7 +644,6 @@
         </w:numPr>
       </w:pPr>
       <w:r>
-        <w:lastRenderedPageBreak/>
         <w:t>La clase Persona representa la entidad del mundo real</w:t>
       </w:r>
     </w:p>
@@ -629,7 +656,23 @@
         </w:numPr>
       </w:pPr>
       <w:r>
-        <w:t xml:space="preserve">Métodos como calcularEdad() y calculoClasificacion() </w:t>
+        <w:t xml:space="preserve">Métodos como </w:t>
+      </w:r>
+      <w:proofErr w:type="spellStart"/>
+      <w:r>
+        <w:t>calcularEdad</w:t>
+      </w:r>
+      <w:proofErr w:type="spellEnd"/>
+      <w:r>
+        <w:t xml:space="preserve">() y </w:t>
+      </w:r>
+      <w:proofErr w:type="spellStart"/>
+      <w:r>
+        <w:t>calculoClasificacion</w:t>
+      </w:r>
+      <w:proofErr w:type="spellEnd"/>
+      <w:r>
+        <w:t xml:space="preserve">() </w:t>
       </w:r>
     </w:p>
     <w:p>
@@ -641,6 +684,7 @@
         </w:numPr>
       </w:pPr>
       <w:r>
+        <w:lastRenderedPageBreak/>
         <w:t>ocultan la complejidad del cálculo</w:t>
       </w:r>
     </w:p>
@@ -700,13 +744,26 @@
           <w:numId w:val="7"/>
         </w:numPr>
       </w:pPr>
-      <w:r>
-        <w:t>ArrayList permite gestión dinámica de registros</w:t>
+      <w:proofErr w:type="spellStart"/>
+      <w:r>
+        <w:t>ArrayList</w:t>
+      </w:r>
+      <w:proofErr w:type="spellEnd"/>
+      <w:r>
+        <w:t xml:space="preserve"> permite gestión dinámica de registros</w:t>
       </w:r>
     </w:p>
     <w:p/>
     <w:p>
-      <w:r>
+      <w:pPr>
+        <w:rPr>
+          <w:color w:val="C00000"/>
+        </w:rPr>
+      </w:pPr>
+      <w:r>
+        <w:rPr>
+          <w:color w:val="C00000"/>
+        </w:rPr>
         <w:t>Diagrama UML</w:t>
       </w:r>
     </w:p>
@@ -767,9 +824,29 @@
     </w:p>
     <w:p/>
     <w:p/>
-    <w:p/>
-    <w:p>
-      <w:r>
+    <w:p>
+      <w:pPr>
+        <w:rPr>
+          <w:color w:val="C00000"/>
+        </w:rPr>
+      </w:pPr>
+      <w:r>
+        <w:rPr>
+          <w:color w:val="C00000"/>
+        </w:rPr>
+        <w:br w:type="page"/>
+      </w:r>
+    </w:p>
+    <w:p>
+      <w:pPr>
+        <w:rPr>
+          <w:color w:val="C00000"/>
+        </w:rPr>
+      </w:pPr>
+      <w:r>
+        <w:rPr>
+          <w:color w:val="C00000"/>
+        </w:rPr>
         <w:lastRenderedPageBreak/>
         <w:t>Código fuente</w:t>
       </w:r>
@@ -782,26 +859,78 @@
         <w:t xml:space="preserve"> junto al repositorio, en el directorio del proyecto </w:t>
       </w:r>
       <w:r>
-        <w:t>Trabajo-ArrayList-Java</w:t>
+        <w:t>Trabajo-</w:t>
+      </w:r>
+      <w:proofErr w:type="spellStart"/>
+      <w:r>
+        <w:t>ArrayList</w:t>
+      </w:r>
+      <w:proofErr w:type="spellEnd"/>
+      <w:r>
+        <w:t>-Java</w:t>
       </w:r>
       <w:r>
         <w:t>/</w:t>
       </w:r>
+      <w:proofErr w:type="spellStart"/>
       <w:r>
         <w:t>src</w:t>
       </w:r>
-      <w:r>
-        <w:t>, donde se encuentra las carpetas PracticaMain, que contiene principal.java y paqueteClases, que contiene Persona.java</w:t>
-      </w:r>
+      <w:proofErr w:type="spellEnd"/>
+      <w:r>
+        <w:t xml:space="preserve">, donde se encuentra las carpetas </w:t>
+      </w:r>
+      <w:proofErr w:type="spellStart"/>
+      <w:r>
+        <w:t>PracticaMain</w:t>
+      </w:r>
+      <w:proofErr w:type="spellEnd"/>
+      <w:r>
+        <w:t xml:space="preserve">, que contiene principal.java y </w:t>
+      </w:r>
+      <w:proofErr w:type="spellStart"/>
+      <w:r>
+        <w:t>paqueteClases</w:t>
+      </w:r>
+      <w:proofErr w:type="spellEnd"/>
+      <w:r>
+        <w:t>, que contiene Persona.java</w:t>
+      </w:r>
+      <w:r>
+        <w:br/>
+      </w:r>
+      <w:r>
+        <w:br/>
+      </w:r>
+      <w:hyperlink r:id="rId7" w:history="1">
+        <w:r>
+          <w:rPr>
+            <w:rStyle w:val="Hipervnculo"/>
+          </w:rPr>
+          <w:t>https://github.com/CristianHuertas7329/Trabajo-ArrayList-Java</w:t>
+        </w:r>
+      </w:hyperlink>
     </w:p>
     <w:p/>
-    <w:p>
-      <w:r>
+    <w:p/>
+    <w:p>
+      <w:pPr>
+        <w:rPr>
+          <w:color w:val="C00000"/>
+        </w:rPr>
+      </w:pPr>
+      <w:r>
+        <w:rPr>
+          <w:color w:val="C00000"/>
+        </w:rPr>
         <w:t>Evidencia de ejecución</w:t>
       </w:r>
     </w:p>
     <w:p>
       <w:r>
+        <w:rPr>
+          <w:noProof/>
+        </w:rPr>
         <w:drawing>
           <wp:inline distT="0" distB="0" distL="0" distR="0" wp14:anchorId="78D73EE9" wp14:editId="74956096">
             <wp:extent cx="2676899" cy="1428949"/>
@@ -818,7 +947,7 @@
                     <pic:cNvPicPr/>
                   </pic:nvPicPr>
                   <pic:blipFill>
-                    <a:blip r:embed="rId7"/>
+                    <a:blip r:embed="rId8"/>
                     <a:stretch>
                       <a:fillRect/>
                     </a:stretch>
@@ -841,6 +970,9 @@
     </w:p>
     <w:p>
       <w:r>
+        <w:rPr>
+          <w:noProof/>
+        </w:rPr>
         <w:drawing>
           <wp:inline distT="0" distB="0" distL="0" distR="0" wp14:anchorId="40BAFE5B" wp14:editId="60BCB88E">
             <wp:extent cx="5353797" cy="2695951"/>
@@ -857,7 +989,7 @@
                     <pic:cNvPicPr/>
                   </pic:nvPicPr>
                   <pic:blipFill>
-                    <a:blip r:embed="rId8"/>
+                    <a:blip r:embed="rId9"/>
                     <a:stretch>
                       <a:fillRect/>
                     </a:stretch>
@@ -880,6 +1012,9 @@
     </w:p>
     <w:p>
       <w:r>
+        <w:rPr>
+          <w:noProof/>
+        </w:rPr>
         <w:lastRenderedPageBreak/>
         <w:drawing>
           <wp:inline distT="0" distB="0" distL="0" distR="0" wp14:anchorId="376CC7CC" wp14:editId="5247CD11">
@@ -897,7 +1032,7 @@
                     <pic:cNvPicPr/>
                   </pic:nvPicPr>
                   <pic:blipFill>
-                    <a:blip r:embed="rId9"/>
+                    <a:blip r:embed="rId10"/>
                     <a:stretch>
                       <a:fillRect/>
                     </a:stretch>
@@ -920,6 +1055,9 @@
     </w:p>
     <w:p>
       <w:r>
+        <w:rPr>
+          <w:noProof/>
+        </w:rPr>
         <w:drawing>
           <wp:inline distT="0" distB="0" distL="0" distR="0" wp14:anchorId="3B97B8FD" wp14:editId="46A08C3D">
             <wp:extent cx="5277587" cy="2276793"/>
@@ -936,7 +1074,7 @@
                     <pic:cNvPicPr/>
                   </pic:nvPicPr>
                   <pic:blipFill>
-                    <a:blip r:embed="rId10"/>
+                    <a:blip r:embed="rId11"/>
                     <a:stretch>
                       <a:fillRect/>
                     </a:stretch>
@@ -2424,6 +2562,7 @@
   <w:style w:type="character" w:default="1" w:styleId="Fuentedeprrafopredeter">
     <w:name w:val="Default Paragraph Font"/>
     <w:uiPriority w:val="1"/>
+    <w:semiHidden/>
     <w:unhideWhenUsed/>
   </w:style>
   <w:style w:type="table" w:default="1" w:styleId="Tablanormal">
